--- a/LLM_and_Enterprise_RAG_Bootcamp/Lab_Walkthroughs/Week_07_Lab_B_graphrag_and_lightrag_comparison.docx
+++ b/LLM_and_Enterprise_RAG_Bootcamp/Lab_Walkthroughs/Week_07_Lab_B_graphrag_and_lightrag_comparison.docx
@@ -155,6 +155,482 @@
           <w:sz w:val="22"/>
         </w:rPr>
         <w:t>Evaluate both on 50 multi-hop questions.</w:t>
+      </w:r>
+    </w:p>
+    <w:p>
+      <w:r>
+        <w:rPr>
+          <w:b/>
+          <w:color w:val="1E2761"/>
+          <w:sz w:val="32"/>
+        </w:rPr>
+        <w:t>Starter Code</w:t>
+      </w:r>
+    </w:p>
+    <w:p>
+      <w:r>
+        <w:rPr>
+          <w:color w:val="333333"/>
+          <w:sz w:val="22"/>
+        </w:rPr>
+        <w:t>Copy this into the lab workspace and fill in the marked sections.</w:t>
+      </w:r>
+    </w:p>
+    <w:p>
+      <w:pPr>
+        <w:spacing w:after="0" w:before="0"/>
+      </w:pPr>
+      <w:r>
+        <w:rPr>
+          <w:rFonts w:ascii="Consolas" w:hAnsi="Consolas"/>
+          <w:color w:val="101010"/>
+          <w:sz w:val="18"/>
+        </w:rPr>
+        <w:t>TRIPLET_PROMPT = '''Extract knowledge triplets from the passage.</w:t>
+      </w:r>
+    </w:p>
+    <w:p>
+      <w:pPr>
+        <w:spacing w:after="0" w:before="0"/>
+      </w:pPr>
+      <w:r>
+        <w:rPr>
+          <w:rFonts w:ascii="Consolas" w:hAnsi="Consolas"/>
+          <w:color w:val="101010"/>
+          <w:sz w:val="18"/>
+        </w:rPr>
+        <w:t>Rules: subjects and objects are named entities; predicates are</w:t>
+      </w:r>
+    </w:p>
+    <w:p>
+      <w:pPr>
+        <w:spacing w:after="0" w:before="0"/>
+      </w:pPr>
+      <w:r>
+        <w:rPr>
+          <w:rFonts w:ascii="Consolas" w:hAnsi="Consolas"/>
+          <w:color w:val="101010"/>
+          <w:sz w:val="18"/>
+        </w:rPr>
+        <w:t>short verb phrases; no pronouns. Output JSON list:</w:t>
+      </w:r>
+    </w:p>
+    <w:p>
+      <w:pPr>
+        <w:spacing w:after="0" w:before="0"/>
+      </w:pPr>
+      <w:r>
+        <w:rPr>
+          <w:rFonts w:ascii="Consolas" w:hAnsi="Consolas"/>
+          <w:color w:val="101010"/>
+          <w:sz w:val="18"/>
+        </w:rPr>
+        <w:t>[{"s": ..., "p": ..., "o": ...}]</w:t>
+      </w:r>
+    </w:p>
+    <w:p>
+      <w:pPr>
+        <w:spacing w:after="0" w:before="0"/>
+      </w:pPr>
+      <w:r>
+        <w:rPr>
+          <w:rFonts w:ascii="Consolas" w:hAnsi="Consolas"/>
+          <w:color w:val="101010"/>
+          <w:sz w:val="18"/>
+        </w:rPr>
+        <w:t>PASSAGE:\n{passage}'''</w:t>
+      </w:r>
+    </w:p>
+    <w:p>
+      <w:pPr>
+        <w:spacing w:after="0" w:before="0"/>
+      </w:pPr>
+      <w:r>
+        <w:rPr>
+          <w:rFonts w:ascii="Consolas" w:hAnsi="Consolas"/>
+          <w:color w:val="101010"/>
+          <w:sz w:val="18"/>
+        </w:rPr>
+        <w:t xml:space="preserve"> </w:t>
+      </w:r>
+    </w:p>
+    <w:p>
+      <w:pPr>
+        <w:spacing w:after="0" w:before="0"/>
+      </w:pPr>
+      <w:r>
+        <w:rPr>
+          <w:rFonts w:ascii="Consolas" w:hAnsi="Consolas"/>
+          <w:color w:val="101010"/>
+          <w:sz w:val="18"/>
+        </w:rPr>
+        <w:t>import json</w:t>
+      </w:r>
+    </w:p>
+    <w:p>
+      <w:pPr>
+        <w:spacing w:after="0" w:before="0"/>
+      </w:pPr>
+      <w:r>
+        <w:rPr>
+          <w:rFonts w:ascii="Consolas" w:hAnsi="Consolas"/>
+          <w:color w:val="101010"/>
+          <w:sz w:val="18"/>
+        </w:rPr>
+        <w:t>import networkx as nx</w:t>
+      </w:r>
+    </w:p>
+    <w:p>
+      <w:pPr>
+        <w:spacing w:after="0" w:before="0"/>
+      </w:pPr>
+      <w:r>
+        <w:rPr>
+          <w:rFonts w:ascii="Consolas" w:hAnsi="Consolas"/>
+          <w:color w:val="101010"/>
+          <w:sz w:val="18"/>
+        </w:rPr>
+        <w:t xml:space="preserve"> </w:t>
+      </w:r>
+    </w:p>
+    <w:p>
+      <w:pPr>
+        <w:spacing w:after="0" w:before="0"/>
+      </w:pPr>
+      <w:r>
+        <w:rPr>
+          <w:rFonts w:ascii="Consolas" w:hAnsi="Consolas"/>
+          <w:color w:val="101010"/>
+          <w:sz w:val="18"/>
+        </w:rPr>
+        <w:t>def extract_triplets(chunks, llm):</w:t>
+      </w:r>
+    </w:p>
+    <w:p>
+      <w:pPr>
+        <w:spacing w:after="0" w:before="0"/>
+      </w:pPr>
+      <w:r>
+        <w:rPr>
+          <w:rFonts w:ascii="Consolas" w:hAnsi="Consolas"/>
+          <w:color w:val="101010"/>
+          <w:sz w:val="18"/>
+        </w:rPr>
+        <w:t xml:space="preserve">    triplets = []</w:t>
+      </w:r>
+    </w:p>
+    <w:p>
+      <w:pPr>
+        <w:spacing w:after="0" w:before="0"/>
+      </w:pPr>
+      <w:r>
+        <w:rPr>
+          <w:rFonts w:ascii="Consolas" w:hAnsi="Consolas"/>
+          <w:color w:val="101010"/>
+          <w:sz w:val="18"/>
+        </w:rPr>
+        <w:t xml:space="preserve">    for ch in chunks:</w:t>
+      </w:r>
+    </w:p>
+    <w:p>
+      <w:pPr>
+        <w:spacing w:after="0" w:before="0"/>
+      </w:pPr>
+      <w:r>
+        <w:rPr>
+          <w:rFonts w:ascii="Consolas" w:hAnsi="Consolas"/>
+          <w:color w:val="101010"/>
+          <w:sz w:val="18"/>
+        </w:rPr>
+        <w:t xml:space="preserve">        rows = json.loads(llm(TRIPLET_PROMPT.format(passage=ch['text'])))</w:t>
+      </w:r>
+    </w:p>
+    <w:p>
+      <w:pPr>
+        <w:spacing w:after="0" w:before="0"/>
+      </w:pPr>
+      <w:r>
+        <w:rPr>
+          <w:rFonts w:ascii="Consolas" w:hAnsi="Consolas"/>
+          <w:color w:val="101010"/>
+          <w:sz w:val="18"/>
+        </w:rPr>
+        <w:t xml:space="preserve">        for r in rows:</w:t>
+      </w:r>
+    </w:p>
+    <w:p>
+      <w:pPr>
+        <w:spacing w:after="0" w:before="0"/>
+      </w:pPr>
+      <w:r>
+        <w:rPr>
+          <w:rFonts w:ascii="Consolas" w:hAnsi="Consolas"/>
+          <w:color w:val="101010"/>
+          <w:sz w:val="18"/>
+        </w:rPr>
+        <w:t xml:space="preserve">            r['source'] = ch['doc_id']</w:t>
+      </w:r>
+    </w:p>
+    <w:p>
+      <w:pPr>
+        <w:spacing w:after="0" w:before="0"/>
+      </w:pPr>
+      <w:r>
+        <w:rPr>
+          <w:rFonts w:ascii="Consolas" w:hAnsi="Consolas"/>
+          <w:color w:val="101010"/>
+          <w:sz w:val="18"/>
+        </w:rPr>
+        <w:t xml:space="preserve">        triplets.extend(rows)</w:t>
+      </w:r>
+    </w:p>
+    <w:p>
+      <w:pPr>
+        <w:spacing w:after="0" w:before="0"/>
+      </w:pPr>
+      <w:r>
+        <w:rPr>
+          <w:rFonts w:ascii="Consolas" w:hAnsi="Consolas"/>
+          <w:color w:val="101010"/>
+          <w:sz w:val="18"/>
+        </w:rPr>
+        <w:t xml:space="preserve">    return triplets</w:t>
+      </w:r>
+    </w:p>
+    <w:p>
+      <w:pPr>
+        <w:spacing w:after="0" w:before="0"/>
+      </w:pPr>
+      <w:r>
+        <w:rPr>
+          <w:rFonts w:ascii="Consolas" w:hAnsi="Consolas"/>
+          <w:color w:val="101010"/>
+          <w:sz w:val="18"/>
+        </w:rPr>
+        <w:t xml:space="preserve"> </w:t>
+      </w:r>
+    </w:p>
+    <w:p>
+      <w:pPr>
+        <w:spacing w:after="0" w:before="0"/>
+      </w:pPr>
+      <w:r>
+        <w:rPr>
+          <w:rFonts w:ascii="Consolas" w:hAnsi="Consolas"/>
+          <w:color w:val="101010"/>
+          <w:sz w:val="18"/>
+        </w:rPr>
+        <w:t>def build_graph(triplets):</w:t>
+      </w:r>
+    </w:p>
+    <w:p>
+      <w:pPr>
+        <w:spacing w:after="0" w:before="0"/>
+      </w:pPr>
+      <w:r>
+        <w:rPr>
+          <w:rFonts w:ascii="Consolas" w:hAnsi="Consolas"/>
+          <w:color w:val="101010"/>
+          <w:sz w:val="18"/>
+        </w:rPr>
+        <w:t xml:space="preserve">    g = nx.MultiDiGraph()</w:t>
+      </w:r>
+    </w:p>
+    <w:p>
+      <w:pPr>
+        <w:spacing w:after="0" w:before="0"/>
+      </w:pPr>
+      <w:r>
+        <w:rPr>
+          <w:rFonts w:ascii="Consolas" w:hAnsi="Consolas"/>
+          <w:color w:val="101010"/>
+          <w:sz w:val="18"/>
+        </w:rPr>
+        <w:t xml:space="preserve">    for t in triplets:</w:t>
+      </w:r>
+    </w:p>
+    <w:p>
+      <w:pPr>
+        <w:spacing w:after="0" w:before="0"/>
+      </w:pPr>
+      <w:r>
+        <w:rPr>
+          <w:rFonts w:ascii="Consolas" w:hAnsi="Consolas"/>
+          <w:color w:val="101010"/>
+          <w:sz w:val="18"/>
+        </w:rPr>
+        <w:t xml:space="preserve">        g.add_edge(normalize(t['s']), normalize(t['o']),</w:t>
+      </w:r>
+    </w:p>
+    <w:p>
+      <w:pPr>
+        <w:spacing w:after="0" w:before="0"/>
+      </w:pPr>
+      <w:r>
+        <w:rPr>
+          <w:rFonts w:ascii="Consolas" w:hAnsi="Consolas"/>
+          <w:color w:val="101010"/>
+          <w:sz w:val="18"/>
+        </w:rPr>
+        <w:t xml:space="preserve">                   predicate=t['p'], source=t['source'])</w:t>
+      </w:r>
+    </w:p>
+    <w:p>
+      <w:pPr>
+        <w:spacing w:after="0" w:before="0"/>
+      </w:pPr>
+      <w:r>
+        <w:rPr>
+          <w:rFonts w:ascii="Consolas" w:hAnsi="Consolas"/>
+          <w:color w:val="101010"/>
+          <w:sz w:val="18"/>
+        </w:rPr>
+        <w:t xml:space="preserve">    return g</w:t>
+      </w:r>
+    </w:p>
+    <w:p>
+      <w:pPr>
+        <w:spacing w:after="0" w:before="0"/>
+      </w:pPr>
+      <w:r>
+        <w:rPr>
+          <w:rFonts w:ascii="Consolas" w:hAnsi="Consolas"/>
+          <w:color w:val="101010"/>
+          <w:sz w:val="18"/>
+        </w:rPr>
+        <w:t xml:space="preserve"> </w:t>
+      </w:r>
+    </w:p>
+    <w:p>
+      <w:pPr>
+        <w:spacing w:after="0" w:before="0"/>
+      </w:pPr>
+      <w:r>
+        <w:rPr>
+          <w:rFonts w:ascii="Consolas" w:hAnsi="Consolas"/>
+          <w:color w:val="101010"/>
+          <w:sz w:val="18"/>
+        </w:rPr>
+        <w:t>g = build_graph(extract_triplets(chunks, llm))</w:t>
+      </w:r>
+    </w:p>
+    <w:p>
+      <w:pPr>
+        <w:spacing w:after="0" w:before="0"/>
+      </w:pPr>
+      <w:r>
+        <w:rPr>
+          <w:rFonts w:ascii="Consolas" w:hAnsi="Consolas"/>
+          <w:color w:val="101010"/>
+          <w:sz w:val="18"/>
+        </w:rPr>
+        <w:t>communities = nx.community.louvain_communities(nx.Graph(g))</w:t>
+      </w:r>
+    </w:p>
+    <w:p>
+      <w:pPr>
+        <w:spacing w:after="0" w:before="0"/>
+      </w:pPr>
+      <w:r>
+        <w:rPr>
+          <w:rFonts w:ascii="Consolas" w:hAnsi="Consolas"/>
+          <w:color w:val="101010"/>
+          <w:sz w:val="18"/>
+        </w:rPr>
+        <w:t># TODO: summarize each community with one LLM call, then build the</w:t>
+      </w:r>
+    </w:p>
+    <w:p>
+      <w:pPr>
+        <w:spacing w:after="0" w:before="0"/>
+      </w:pPr>
+      <w:r>
+        <w:rPr>
+          <w:rFonts w:ascii="Consolas" w:hAnsi="Consolas"/>
+          <w:color w:val="101010"/>
+          <w:sz w:val="18"/>
+        </w:rPr>
+        <w:t># LightRAG pipeline on the same chunks and run the 50-question eval</w:t>
+      </w:r>
+    </w:p>
+    <w:p>
+      <w:pPr>
+        <w:spacing w:after="0" w:before="0"/>
+      </w:pPr>
+      <w:r>
+        <w:rPr>
+          <w:rFonts w:ascii="Consolas" w:hAnsi="Consolas"/>
+          <w:color w:val="101010"/>
+          <w:sz w:val="18"/>
+        </w:rPr>
+        <w:t xml:space="preserve"> </w:t>
+      </w:r>
+    </w:p>
+    <w:p>
+      <w:r>
+        <w:rPr>
+          <w:b/>
+          <w:color w:val="1E2761"/>
+          <w:sz w:val="32"/>
+        </w:rPr>
+        <w:t>Verification Checks</w:t>
+      </w:r>
+    </w:p>
+    <w:p>
+      <w:r>
+        <w:rPr>
+          <w:color w:val="333333"/>
+          <w:sz w:val="22"/>
+        </w:rPr>
+        <w:t>Run these before submitting. Each check catches a frequent failure.</w:t>
+      </w:r>
+    </w:p>
+    <w:p>
+      <w:pPr>
+        <w:pStyle w:val="ListBullet"/>
+      </w:pPr>
+      <w:r>
+        <w:rPr>
+          <w:color w:val="333333"/>
+          <w:sz w:val="22"/>
+        </w:rPr>
+        <w:t>Triplet extraction returns valid JSON on every chunk (log and retry malformed outputs).</w:t>
+      </w:r>
+    </w:p>
+    <w:p>
+      <w:pPr>
+        <w:pStyle w:val="ListBullet"/>
+      </w:pPr>
+      <w:r>
+        <w:rPr>
+          <w:color w:val="333333"/>
+          <w:sz w:val="22"/>
+        </w:rPr>
+        <w:t>Entity normalization merges obvious duplicates ('IBM' and 'I.B.M.' share one node).</w:t>
+      </w:r>
+    </w:p>
+    <w:p>
+      <w:pPr>
+        <w:pStyle w:val="ListBullet"/>
+      </w:pPr>
+      <w:r>
+        <w:rPr>
+          <w:color w:val="333333"/>
+          <w:sz w:val="22"/>
+        </w:rPr>
+        <w:t>Community detection yields more than 5 and fewer than 200 communities on the 5K-doc corpus.</w:t>
+      </w:r>
+    </w:p>
+    <w:p>
+      <w:pPr>
+        <w:pStyle w:val="ListBullet"/>
+      </w:pPr>
+      <w:r>
+        <w:rPr>
+          <w:color w:val="333333"/>
+          <w:sz w:val="22"/>
+        </w:rPr>
+        <w:t>The eval table reports quality, total ingestion cost, and P50 query latency for GraphRAG and LightRAG side by side.</w:t>
       </w:r>
     </w:p>
     <w:p>
@@ -518,6 +994,7 @@
       </w:r>
     </w:p>
     <w:sectPr>
+      <w:footerReference w:type="default" r:id="rId9"/>
       <w:pgSz w:w="12240" w:h="15840"/>
       <w:pgMar w:top="1152" w:right="1296" w:bottom="1152" w:left="1296" w:header="720" w:footer="720" w:gutter="0"/>
       <w:cols w:space="720"/>
@@ -525,6 +1002,25 @@
     </w:sectPr>
   </w:body>
 </w:document>
+</file>
+
+<file path=word/footer1.xml><?xml version="1.0" encoding="utf-8"?>
+<w:ftr xmlns:m="http://schemas.openxmlformats.org/officeDocument/2006/math" xmlns:mc="http://schemas.openxmlformats.org/markup-compatibility/2006" xmlns:mo="http://schemas.microsoft.com/office/mac/office/2008/main" xmlns:mv="urn:schemas-microsoft-com:mac:vml" xmlns:o="urn:schemas-microsoft-com:office:office" xmlns:r="http://schemas.openxmlformats.org/officeDocument/2006/relationships" xmlns:v="urn:schemas-microsoft-com:vml" xmlns:w10="urn:schemas-microsoft-com:office:word" xmlns:w14="http://schemas.microsoft.com/office/word/2010/wordml" xmlns:w="http://schemas.openxmlformats.org/wordprocessingml/2006/main" xmlns:wne="http://schemas.microsoft.com/office/word/2006/wordml" xmlns:wp14="http://schemas.microsoft.com/office/word/2010/wordprocessingDrawing" xmlns:wp="http://schemas.openxmlformats.org/drawingml/2006/wordprocessingDrawing" xmlns:wpc="http://schemas.microsoft.com/office/word/2010/wordprocessingCanvas" xmlns:wpg="http://schemas.microsoft.com/office/word/2010/wordprocessingGroup" xmlns:wpi="http://schemas.microsoft.com/office/word/2010/wordprocessingInk" xmlns:wps="http://schemas.microsoft.com/office/word/2010/wordprocessingShape" mc:Ignorable="w14 wp14">
+  <w:p>
+    <w:pPr>
+      <w:pStyle w:val="Footer"/>
+      <w:jc w:val="center"/>
+    </w:pPr>
+    <w:r>
+      <w:rPr>
+        <w:rFonts w:ascii="Calibri" w:hAnsi="Calibri"/>
+        <w:color w:val="333333"/>
+        <w:sz w:val="18"/>
+      </w:rPr>
+      <w:t>© 2026 Proxiant Academy | info@proxiant.com | proxiant.ai/training</w:t>
+    </w:r>
+  </w:p>
+</w:ftr>
 </file>
 
 <file path=word/numbering.xml><?xml version="1.0" encoding="utf-8"?>
